--- a/lessons/5-3-group2/homework.docx
+++ b/lessons/5-3-group2/homework.docx
@@ -19,24 +19,13 @@
     </w:p>
     <w:p>
       <w:pPr>
-        <w:pStyle w:val="Title"/>
+        <w:pStyle w:val="Heading1"/>
       </w:pPr>
       <w:r>
         <w:rPr>
           <w:rFonts w:ascii="Arial" w:hAnsi="Arial" w:eastAsia="Arial" w:cs="Arial"/>
         </w:rPr>
         <w:t>Trapezoids by Decomposing</w:t>
-      </w:r>
-    </w:p>
-    <w:p>
-      <w:pPr>
-        <w:pStyle w:val="PublisherEdition"/>
-      </w:pPr>
-      <w:r>
-        <w:rPr>
-          <w:rFonts w:ascii="Arial" w:hAnsi="Arial" w:eastAsia="Arial" w:cs="Arial"/>
-        </w:rPr>
-        <w:t>Version 2  /  Regular</w:t>
       </w:r>
     </w:p>
     <w:p>
@@ -96,7 +85,7 @@
     </w:p>
     <w:p>
       <w:pPr>
-        <w:pStyle w:val="PublisherSection"/>
+        <w:pStyle w:val="Heading2"/>
         <w:shd w:val="clear" w:color="auto" w:fill="EEF4F5"/>
         <w:pBdr>
           <w:left w:val="single" w:color="176B70" w:sz="20" w:space="7"/>
@@ -118,8 +107,6 @@
       <w:tblPr>
         <w:tblW w:type="dxa" w:w="10368"/>
         <w:jc w:val="center"/>
-        <w:tblLayout w:type="fixed"/>
-        <w:tblLook w:firstColumn="1" w:firstRow="1" w:lastColumn="0" w:lastRow="0" w:noHBand="0" w:noVBand="1" w:val="04A0"/>
         <w:tblInd w:type="dxa" w:w="0"/>
         <w:tblBorders>
           <w:top w:val="single" w:color="B9C9CE" w:sz="4" w:space="0"/>
@@ -129,6 +116,10 @@
           <w:insideH w:val="single" w:color="FFFFFF" w:sz="8" w:space="0"/>
           <w:insideV w:val="single" w:color="FFFFFF" w:sz="12" w:space="0"/>
         </w:tblBorders>
+        <w:tblLayout w:type="fixed"/>
+        <w:tblLook w:firstColumn="1" w:firstRow="1" w:lastColumn="0" w:lastRow="0" w:noHBand="0" w:noVBand="1" w:val="04A0"/>
+        <w:tblCaption w:val="Learn from a model"/>
+        <w:tblDescription w:val="Layout table. It only arranges the page; read its cells in order."/>
       </w:tblPr>
       <w:tblGrid>
         <w:gridCol w:w="4464"/>
@@ -429,7 +420,7 @@
     </w:p>
     <w:p>
       <w:pPr>
-        <w:pStyle w:val="PublisherSection"/>
+        <w:pStyle w:val="Heading2"/>
         <w:shd w:val="clear" w:color="auto" w:fill="EEF4F5"/>
         <w:pBdr>
           <w:left w:val="single" w:color="176B70" w:sz="20" w:space="7"/>
@@ -451,8 +442,6 @@
       <w:tblPr>
         <w:tblW w:type="dxa" w:w="10368"/>
         <w:jc w:val="center"/>
-        <w:tblLayout w:type="fixed"/>
-        <w:tblLook w:firstColumn="1" w:firstRow="1" w:lastColumn="0" w:lastRow="0" w:noHBand="0" w:noVBand="1" w:val="04A0"/>
         <w:tblInd w:type="dxa" w:w="0"/>
         <w:tblBorders>
           <w:top w:val="nil"/>
@@ -462,6 +451,10 @@
           <w:insideH w:val="nil"/>
           <w:insideV w:val="nil"/>
         </w:tblBorders>
+        <w:tblLayout w:type="fixed"/>
+        <w:tblLook w:firstColumn="1" w:firstRow="1" w:lastColumn="0" w:lastRow="0" w:noHBand="0" w:noVBand="1" w:val="04A0"/>
+        <w:tblCaption w:val="Exercise 1"/>
+        <w:tblDescription w:val="Layout table. It only arranges the page; read its cells in order."/>
       </w:tblPr>
       <w:tblGrid>
         <w:gridCol w:w="10368"/>
@@ -548,8 +541,6 @@
             <w:tblPr>
               <w:tblW w:type="dxa" w:w="10368"/>
               <w:jc w:val="center"/>
-              <w:tblLayout w:type="fixed"/>
-              <w:tblLook w:firstColumn="1" w:firstRow="1" w:lastColumn="0" w:lastRow="0" w:noHBand="0" w:noVBand="1" w:val="04A0"/>
               <w:tblInd w:type="dxa" w:w="0"/>
               <w:tblBorders>
                 <w:top w:val="single" w:color="B9C9CE" w:sz="4" w:space="0"/>
@@ -557,6 +548,10 @@
                 <w:bottom w:val="single" w:color="B9C9CE" w:sz="4" w:space="0"/>
                 <w:right w:val="single" w:color="B9C9CE" w:sz="4" w:space="0"/>
               </w:tblBorders>
+              <w:tblLayout w:type="fixed"/>
+              <w:tblLook w:firstColumn="1" w:firstRow="1" w:lastColumn="0" w:lastRow="0" w:noHBand="0" w:noVBand="1" w:val="04A0"/>
+              <w:tblCaption w:val="Workspace"/>
+              <w:tblDescription w:val="Layout table that frames the blank workspace for this exercise."/>
             </w:tblPr>
             <w:tblGrid>
               <w:gridCol w:w="10368"/>
@@ -603,7 +598,7 @@
                     <w:drawing>
                       <wp:inline xmlns:a="http://schemas.openxmlformats.org/drawingml/2006/main" xmlns:pic="http://schemas.openxmlformats.org/drawingml/2006/picture">
                         <wp:extent cx="6382512" cy="685800"/>
-                        <wp:docPr id="1" name="Picture 1" descr="PUBLISHER_WORKSPACE: Blank square grid for sketching a geometric figure or net. The grid has no assigned measurements or scale." title="SHOW YOUR THINKING"/>
+                        <wp:docPr id="1" name="Picture 1" descr="Blank square grid for sketching a geometric figure or net. The grid has no assigned measurements or scale." title="SHOW YOUR THINKING"/>
                         <wp:cNvGraphicFramePr>
                           <a:graphicFrameLocks noChangeAspect="1"/>
                         </wp:cNvGraphicFramePr>
@@ -670,8 +665,6 @@
       <w:tblPr>
         <w:tblW w:type="dxa" w:w="10368"/>
         <w:jc w:val="center"/>
-        <w:tblLayout w:type="fixed"/>
-        <w:tblLook w:firstColumn="1" w:firstRow="1" w:lastColumn="0" w:lastRow="0" w:noHBand="0" w:noVBand="1" w:val="04A0"/>
         <w:tblInd w:type="dxa" w:w="0"/>
         <w:tblBorders>
           <w:top w:val="nil"/>
@@ -681,6 +674,10 @@
           <w:insideH w:val="nil"/>
           <w:insideV w:val="nil"/>
         </w:tblBorders>
+        <w:tblLayout w:type="fixed"/>
+        <w:tblLook w:firstColumn="1" w:firstRow="1" w:lastColumn="0" w:lastRow="0" w:noHBand="0" w:noVBand="1" w:val="04A0"/>
+        <w:tblCaption w:val="Exercise 2"/>
+        <w:tblDescription w:val="Layout table. It only arranges the page; read its cells in order."/>
       </w:tblPr>
       <w:tblGrid>
         <w:gridCol w:w="10368"/>
@@ -832,8 +829,6 @@
             <w:tblPr>
               <w:tblW w:type="dxa" w:w="10368"/>
               <w:jc w:val="center"/>
-              <w:tblLayout w:type="fixed"/>
-              <w:tblLook w:firstColumn="1" w:firstRow="1" w:lastColumn="0" w:lastRow="0" w:noHBand="0" w:noVBand="1" w:val="04A0"/>
               <w:tblInd w:type="dxa" w:w="0"/>
               <w:tblBorders>
                 <w:top w:val="single" w:color="B9C9CE" w:sz="4" w:space="0"/>
@@ -841,6 +836,10 @@
                 <w:bottom w:val="single" w:color="B9C9CE" w:sz="4" w:space="0"/>
                 <w:right w:val="single" w:color="B9C9CE" w:sz="4" w:space="0"/>
               </w:tblBorders>
+              <w:tblLayout w:type="fixed"/>
+              <w:tblLook w:firstColumn="1" w:firstRow="1" w:lastColumn="0" w:lastRow="0" w:noHBand="0" w:noVBand="1" w:val="04A0"/>
+              <w:tblCaption w:val="Workspace"/>
+              <w:tblDescription w:val="Layout table that frames the blank workspace for this exercise."/>
             </w:tblPr>
             <w:tblGrid>
               <w:gridCol w:w="10368"/>
@@ -887,7 +886,7 @@
                     <w:drawing>
                       <wp:inline xmlns:a="http://schemas.openxmlformats.org/drawingml/2006/main" xmlns:pic="http://schemas.openxmlformats.org/drawingml/2006/picture">
                         <wp:extent cx="6382512" cy="685800"/>
-                        <wp:docPr id="2" name="Picture 2" descr="PUBLISHER_WORKSPACE: Blank square grid for sketching a geometric figure or net. The grid has no assigned measurements or scale." title="SHOW YOUR THINKING"/>
+                        <wp:docPr id="2" name="Picture 2" descr="Blank square grid for sketching a geometric figure or net. The grid has no assigned measurements or scale." title="SHOW YOUR THINKING"/>
                         <wp:cNvGraphicFramePr>
                           <a:graphicFrameLocks noChangeAspect="1"/>
                         </wp:cNvGraphicFramePr>
@@ -954,8 +953,6 @@
       <w:tblPr>
         <w:tblW w:type="dxa" w:w="10368"/>
         <w:jc w:val="center"/>
-        <w:tblLayout w:type="fixed"/>
-        <w:tblLook w:firstColumn="1" w:firstRow="1" w:lastColumn="0" w:lastRow="0" w:noHBand="0" w:noVBand="1" w:val="04A0"/>
         <w:tblInd w:type="dxa" w:w="0"/>
         <w:tblBorders>
           <w:top w:val="nil"/>
@@ -965,6 +962,10 @@
           <w:insideH w:val="nil"/>
           <w:insideV w:val="nil"/>
         </w:tblBorders>
+        <w:tblLayout w:type="fixed"/>
+        <w:tblLook w:firstColumn="1" w:firstRow="1" w:lastColumn="0" w:lastRow="0" w:noHBand="0" w:noVBand="1" w:val="04A0"/>
+        <w:tblCaption w:val="Exercise 3"/>
+        <w:tblDescription w:val="Layout table. It only arranges the page; read its cells in order."/>
       </w:tblPr>
       <w:tblGrid>
         <w:gridCol w:w="10368"/>
@@ -1051,8 +1052,6 @@
             <w:tblPr>
               <w:tblW w:type="dxa" w:w="10368"/>
               <w:jc w:val="center"/>
-              <w:tblLayout w:type="fixed"/>
-              <w:tblLook w:firstColumn="1" w:firstRow="1" w:lastColumn="0" w:lastRow="0" w:noHBand="0" w:noVBand="1" w:val="04A0"/>
               <w:tblInd w:type="dxa" w:w="0"/>
               <w:tblBorders>
                 <w:top w:val="single" w:color="B9C9CE" w:sz="4" w:space="0"/>
@@ -1060,6 +1059,10 @@
                 <w:bottom w:val="single" w:color="B9C9CE" w:sz="4" w:space="0"/>
                 <w:right w:val="single" w:color="B9C9CE" w:sz="4" w:space="0"/>
               </w:tblBorders>
+              <w:tblLayout w:type="fixed"/>
+              <w:tblLook w:firstColumn="1" w:firstRow="1" w:lastColumn="0" w:lastRow="0" w:noHBand="0" w:noVBand="1" w:val="04A0"/>
+              <w:tblCaption w:val="Workspace"/>
+              <w:tblDescription w:val="Layout table that frames the blank workspace for this exercise."/>
             </w:tblPr>
             <w:tblGrid>
               <w:gridCol w:w="10368"/>
@@ -1106,7 +1109,7 @@
                     <w:drawing>
                       <wp:inline xmlns:a="http://schemas.openxmlformats.org/drawingml/2006/main" xmlns:pic="http://schemas.openxmlformats.org/drawingml/2006/picture">
                         <wp:extent cx="6382512" cy="822960"/>
-                        <wp:docPr id="3" name="Picture 3" descr="PUBLISHER_WORKSPACE: Blank ruled workspace for calculations, mathematical labels, and written reasoning." title="EXPLAIN WITH MATHEMATICAL EVIDENCE"/>
+                        <wp:docPr id="3" name="Picture 3" descr="Blank ruled workspace for calculations, mathematical labels, and written reasoning." title="EXPLAIN WITH MATHEMATICAL EVIDENCE"/>
                         <wp:cNvGraphicFramePr>
                           <a:graphicFrameLocks noChangeAspect="1"/>
                         </wp:cNvGraphicFramePr>
@@ -1173,8 +1176,6 @@
       <w:tblPr>
         <w:tblW w:type="dxa" w:w="10368"/>
         <w:jc w:val="center"/>
-        <w:tblLayout w:type="fixed"/>
-        <w:tblLook w:firstColumn="1" w:firstRow="1" w:lastColumn="0" w:lastRow="0" w:noHBand="0" w:noVBand="1" w:val="04A0"/>
         <w:tblInd w:type="dxa" w:w="0"/>
         <w:tblBorders>
           <w:top w:val="nil"/>
@@ -1184,6 +1185,10 @@
           <w:insideH w:val="nil"/>
           <w:insideV w:val="nil"/>
         </w:tblBorders>
+        <w:tblLayout w:type="fixed"/>
+        <w:tblLook w:firstColumn="1" w:firstRow="1" w:lastColumn="0" w:lastRow="0" w:noHBand="0" w:noVBand="1" w:val="04A0"/>
+        <w:tblCaption w:val="Exercise 4"/>
+        <w:tblDescription w:val="Layout table. It only arranges the page; read its cells in order."/>
       </w:tblPr>
       <w:tblGrid>
         <w:gridCol w:w="10368"/>
@@ -1338,8 +1343,6 @@
             <w:tblPr>
               <w:tblW w:type="dxa" w:w="10368"/>
               <w:jc w:val="center"/>
-              <w:tblLayout w:type="fixed"/>
-              <w:tblLook w:firstColumn="1" w:firstRow="1" w:lastColumn="0" w:lastRow="0" w:noHBand="0" w:noVBand="1" w:val="04A0"/>
               <w:tblInd w:type="dxa" w:w="0"/>
               <w:tblBorders>
                 <w:top w:val="single" w:color="B9C9CE" w:sz="4" w:space="0"/>
@@ -1347,6 +1350,10 @@
                 <w:bottom w:val="single" w:color="B9C9CE" w:sz="4" w:space="0"/>
                 <w:right w:val="single" w:color="B9C9CE" w:sz="4" w:space="0"/>
               </w:tblBorders>
+              <w:tblLayout w:type="fixed"/>
+              <w:tblLook w:firstColumn="1" w:firstRow="1" w:lastColumn="0" w:lastRow="0" w:noHBand="0" w:noVBand="1" w:val="04A0"/>
+              <w:tblCaption w:val="Workspace"/>
+              <w:tblDescription w:val="Layout table that frames the blank workspace for this exercise."/>
             </w:tblPr>
             <w:tblGrid>
               <w:gridCol w:w="10368"/>
@@ -1393,7 +1400,7 @@
                     <w:drawing>
                       <wp:inline xmlns:a="http://schemas.openxmlformats.org/drawingml/2006/main" xmlns:pic="http://schemas.openxmlformats.org/drawingml/2006/picture">
                         <wp:extent cx="6382512" cy="1097280"/>
-                        <wp:docPr id="4" name="Picture 4" descr="PUBLISHER_WORKSPACE: Blank square grid for sketching a geometric figure or net. The grid has no assigned measurements or scale." title="SHOW YOUR THINKING"/>
+                        <wp:docPr id="4" name="Picture 4" descr="Blank square grid for sketching a geometric figure or net. The grid has no assigned measurements or scale." title="SHOW YOUR THINKING"/>
                         <wp:cNvGraphicFramePr>
                           <a:graphicFrameLocks noChangeAspect="1"/>
                         </wp:cNvGraphicFramePr>
@@ -1460,8 +1467,6 @@
       <w:tblPr>
         <w:tblW w:type="dxa" w:w="10368"/>
         <w:jc w:val="center"/>
-        <w:tblLayout w:type="fixed"/>
-        <w:tblLook w:firstColumn="1" w:firstRow="1" w:lastColumn="0" w:lastRow="0" w:noHBand="0" w:noVBand="1" w:val="04A0"/>
         <w:tblInd w:type="dxa" w:w="0"/>
         <w:tblBorders>
           <w:top w:val="nil"/>
@@ -1471,6 +1476,10 @@
           <w:insideH w:val="nil"/>
           <w:insideV w:val="nil"/>
         </w:tblBorders>
+        <w:tblLayout w:type="fixed"/>
+        <w:tblLook w:firstColumn="1" w:firstRow="1" w:lastColumn="0" w:lastRow="0" w:noHBand="0" w:noVBand="1" w:val="04A0"/>
+        <w:tblCaption w:val="Exercise 5"/>
+        <w:tblDescription w:val="Layout table. It only arranges the page; read its cells in order."/>
       </w:tblPr>
       <w:tblGrid>
         <w:gridCol w:w="10368"/>
@@ -1557,8 +1566,6 @@
             <w:tblPr>
               <w:tblW w:type="dxa" w:w="10368"/>
               <w:jc w:val="center"/>
-              <w:tblLayout w:type="fixed"/>
-              <w:tblLook w:firstColumn="1" w:firstRow="1" w:lastColumn="0" w:lastRow="0" w:noHBand="0" w:noVBand="1" w:val="04A0"/>
               <w:tblInd w:type="dxa" w:w="0"/>
               <w:tblBorders>
                 <w:top w:val="single" w:color="B9C9CE" w:sz="4" w:space="0"/>
@@ -1566,6 +1573,10 @@
                 <w:bottom w:val="single" w:color="B9C9CE" w:sz="4" w:space="0"/>
                 <w:right w:val="single" w:color="B9C9CE" w:sz="4" w:space="0"/>
               </w:tblBorders>
+              <w:tblLayout w:type="fixed"/>
+              <w:tblLook w:firstColumn="1" w:firstRow="1" w:lastColumn="0" w:lastRow="0" w:noHBand="0" w:noVBand="1" w:val="04A0"/>
+              <w:tblCaption w:val="Workspace"/>
+              <w:tblDescription w:val="Layout table that frames the blank workspace for this exercise."/>
             </w:tblPr>
             <w:tblGrid>
               <w:gridCol w:w="10368"/>
@@ -1612,7 +1623,7 @@
                     <w:drawing>
                       <wp:inline xmlns:a="http://schemas.openxmlformats.org/drawingml/2006/main" xmlns:pic="http://schemas.openxmlformats.org/drawingml/2006/picture">
                         <wp:extent cx="6382512" cy="685800"/>
-                        <wp:docPr id="5" name="Picture 5" descr="PUBLISHER_WORKSPACE: Blank square grid for sketching a geometric figure or net. The grid has no assigned measurements or scale." title="SHOW YOUR THINKING"/>
+                        <wp:docPr id="5" name="Picture 5" descr="Blank square grid for sketching a geometric figure or net. The grid has no assigned measurements or scale." title="SHOW YOUR THINKING"/>
                         <wp:cNvGraphicFramePr>
                           <a:graphicFrameLocks noChangeAspect="1"/>
                         </wp:cNvGraphicFramePr>
@@ -1679,8 +1690,6 @@
       <w:tblPr>
         <w:tblW w:type="dxa" w:w="10368"/>
         <w:jc w:val="center"/>
-        <w:tblLayout w:type="fixed"/>
-        <w:tblLook w:firstColumn="1" w:firstRow="1" w:lastColumn="0" w:lastRow="0" w:noHBand="0" w:noVBand="1" w:val="04A0"/>
         <w:tblInd w:type="dxa" w:w="0"/>
         <w:tblBorders>
           <w:top w:val="nil"/>
@@ -1690,6 +1699,10 @@
           <w:insideH w:val="nil"/>
           <w:insideV w:val="nil"/>
         </w:tblBorders>
+        <w:tblLayout w:type="fixed"/>
+        <w:tblLook w:firstColumn="1" w:firstRow="1" w:lastColumn="0" w:lastRow="0" w:noHBand="0" w:noVBand="1" w:val="04A0"/>
+        <w:tblCaption w:val="Exercise 6"/>
+        <w:tblDescription w:val="Layout table. It only arranges the page; read its cells in order."/>
       </w:tblPr>
       <w:tblGrid>
         <w:gridCol w:w="10368"/>
@@ -1776,8 +1789,6 @@
             <w:tblPr>
               <w:tblW w:type="dxa" w:w="10368"/>
               <w:jc w:val="center"/>
-              <w:tblLayout w:type="fixed"/>
-              <w:tblLook w:firstColumn="1" w:firstRow="1" w:lastColumn="0" w:lastRow="0" w:noHBand="0" w:noVBand="1" w:val="04A0"/>
               <w:tblInd w:type="dxa" w:w="0"/>
               <w:tblBorders>
                 <w:top w:val="single" w:color="B9C9CE" w:sz="4" w:space="0"/>
@@ -1785,6 +1796,10 @@
                 <w:bottom w:val="single" w:color="B9C9CE" w:sz="4" w:space="0"/>
                 <w:right w:val="single" w:color="B9C9CE" w:sz="4" w:space="0"/>
               </w:tblBorders>
+              <w:tblLayout w:type="fixed"/>
+              <w:tblLook w:firstColumn="1" w:firstRow="1" w:lastColumn="0" w:lastRow="0" w:noHBand="0" w:noVBand="1" w:val="04A0"/>
+              <w:tblCaption w:val="Workspace"/>
+              <w:tblDescription w:val="Layout table that frames the blank workspace for this exercise."/>
             </w:tblPr>
             <w:tblGrid>
               <w:gridCol w:w="10368"/>
@@ -1831,7 +1846,7 @@
                     <w:drawing>
                       <wp:inline xmlns:a="http://schemas.openxmlformats.org/drawingml/2006/main" xmlns:pic="http://schemas.openxmlformats.org/drawingml/2006/picture">
                         <wp:extent cx="6382512" cy="685800"/>
-                        <wp:docPr id="6" name="Picture 6" descr="PUBLISHER_WORKSPACE: Blank square grid for sketching a geometric figure or net. The grid has no assigned measurements or scale." title="SHOW YOUR THINKING"/>
+                        <wp:docPr id="6" name="Picture 6" descr="Blank square grid for sketching a geometric figure or net. The grid has no assigned measurements or scale." title="SHOW YOUR THINKING"/>
                         <wp:cNvGraphicFramePr>
                           <a:graphicFrameLocks noChangeAspect="1"/>
                         </wp:cNvGraphicFramePr>
@@ -1898,8 +1913,6 @@
       <w:tblPr>
         <w:tblW w:type="dxa" w:w="10368"/>
         <w:jc w:val="center"/>
-        <w:tblLayout w:type="fixed"/>
-        <w:tblLook w:firstColumn="1" w:firstRow="1" w:lastColumn="0" w:lastRow="0" w:noHBand="0" w:noVBand="1" w:val="04A0"/>
         <w:tblInd w:type="dxa" w:w="0"/>
         <w:tblBorders>
           <w:top w:val="nil"/>
@@ -1909,6 +1922,10 @@
           <w:insideH w:val="nil"/>
           <w:insideV w:val="nil"/>
         </w:tblBorders>
+        <w:tblLayout w:type="fixed"/>
+        <w:tblLook w:firstColumn="1" w:firstRow="1" w:lastColumn="0" w:lastRow="0" w:noHBand="0" w:noVBand="1" w:val="04A0"/>
+        <w:tblCaption w:val="Exercise 7"/>
+        <w:tblDescription w:val="Layout table. It only arranges the page; read its cells in order."/>
       </w:tblPr>
       <w:tblGrid>
         <w:gridCol w:w="10368"/>
@@ -1995,8 +2012,6 @@
             <w:tblPr>
               <w:tblW w:type="dxa" w:w="10368"/>
               <w:jc w:val="center"/>
-              <w:tblLayout w:type="fixed"/>
-              <w:tblLook w:firstColumn="1" w:firstRow="1" w:lastColumn="0" w:lastRow="0" w:noHBand="0" w:noVBand="1" w:val="04A0"/>
               <w:tblInd w:type="dxa" w:w="0"/>
               <w:tblBorders>
                 <w:top w:val="single" w:color="B9C9CE" w:sz="4" w:space="0"/>
@@ -2004,6 +2019,10 @@
                 <w:bottom w:val="single" w:color="B9C9CE" w:sz="4" w:space="0"/>
                 <w:right w:val="single" w:color="B9C9CE" w:sz="4" w:space="0"/>
               </w:tblBorders>
+              <w:tblLayout w:type="fixed"/>
+              <w:tblLook w:firstColumn="1" w:firstRow="1" w:lastColumn="0" w:lastRow="0" w:noHBand="0" w:noVBand="1" w:val="04A0"/>
+              <w:tblCaption w:val="Workspace"/>
+              <w:tblDescription w:val="Layout table that frames the blank workspace for this exercise."/>
             </w:tblPr>
             <w:tblGrid>
               <w:gridCol w:w="10368"/>
@@ -2050,7 +2069,7 @@
                     <w:drawing>
                       <wp:inline xmlns:a="http://schemas.openxmlformats.org/drawingml/2006/main" xmlns:pic="http://schemas.openxmlformats.org/drawingml/2006/picture">
                         <wp:extent cx="6382512" cy="685800"/>
-                        <wp:docPr id="7" name="Picture 7" descr="PUBLISHER_WORKSPACE: Blank square grid for sketching a geometric figure or net. The grid has no assigned measurements or scale." title="SHOW YOUR THINKING"/>
+                        <wp:docPr id="7" name="Picture 7" descr="Blank square grid for sketching a geometric figure or net. The grid has no assigned measurements or scale." title="SHOW YOUR THINKING"/>
                         <wp:cNvGraphicFramePr>
                           <a:graphicFrameLocks noChangeAspect="1"/>
                         </wp:cNvGraphicFramePr>
@@ -2117,8 +2136,6 @@
       <w:tblPr>
         <w:tblW w:type="dxa" w:w="10368"/>
         <w:jc w:val="center"/>
-        <w:tblLayout w:type="fixed"/>
-        <w:tblLook w:firstColumn="1" w:firstRow="1" w:lastColumn="0" w:lastRow="0" w:noHBand="0" w:noVBand="1" w:val="04A0"/>
         <w:tblInd w:type="dxa" w:w="0"/>
         <w:tblBorders>
           <w:top w:val="nil"/>
@@ -2128,6 +2145,10 @@
           <w:insideH w:val="nil"/>
           <w:insideV w:val="nil"/>
         </w:tblBorders>
+        <w:tblLayout w:type="fixed"/>
+        <w:tblLook w:firstColumn="1" w:firstRow="1" w:lastColumn="0" w:lastRow="0" w:noHBand="0" w:noVBand="1" w:val="04A0"/>
+        <w:tblCaption w:val="Exercise 8"/>
+        <w:tblDescription w:val="Layout table. It only arranges the page; read its cells in order."/>
       </w:tblPr>
       <w:tblGrid>
         <w:gridCol w:w="10368"/>
@@ -2214,8 +2235,6 @@
             <w:tblPr>
               <w:tblW w:type="dxa" w:w="10368"/>
               <w:jc w:val="center"/>
-              <w:tblLayout w:type="fixed"/>
-              <w:tblLook w:firstColumn="1" w:firstRow="1" w:lastColumn="0" w:lastRow="0" w:noHBand="0" w:noVBand="1" w:val="04A0"/>
               <w:tblInd w:type="dxa" w:w="0"/>
               <w:tblBorders>
                 <w:top w:val="single" w:color="B9C9CE" w:sz="4" w:space="0"/>
@@ -2223,6 +2242,10 @@
                 <w:bottom w:val="single" w:color="B9C9CE" w:sz="4" w:space="0"/>
                 <w:right w:val="single" w:color="B9C9CE" w:sz="4" w:space="0"/>
               </w:tblBorders>
+              <w:tblLayout w:type="fixed"/>
+              <w:tblLook w:firstColumn="1" w:firstRow="1" w:lastColumn="0" w:lastRow="0" w:noHBand="0" w:noVBand="1" w:val="04A0"/>
+              <w:tblCaption w:val="Workspace"/>
+              <w:tblDescription w:val="Layout table that frames the blank workspace for this exercise."/>
             </w:tblPr>
             <w:tblGrid>
               <w:gridCol w:w="10368"/>
@@ -2269,7 +2292,7 @@
                     <w:drawing>
                       <wp:inline xmlns:a="http://schemas.openxmlformats.org/drawingml/2006/main" xmlns:pic="http://schemas.openxmlformats.org/drawingml/2006/picture">
                         <wp:extent cx="6382512" cy="822960"/>
-                        <wp:docPr id="8" name="Picture 8" descr="PUBLISHER_WORKSPACE: Blank ruled workspace for calculations, mathematical labels, and written reasoning." title="EXPLAIN WITH MATHEMATICAL EVIDENCE"/>
+                        <wp:docPr id="8" name="Picture 8" descr="Blank ruled workspace for calculations, mathematical labels, and written reasoning." title="EXPLAIN WITH MATHEMATICAL EVIDENCE"/>
                         <wp:cNvGraphicFramePr>
                           <a:graphicFrameLocks noChangeAspect="1"/>
                         </wp:cNvGraphicFramePr>
@@ -2336,8 +2359,6 @@
       <w:tblPr>
         <w:tblW w:type="dxa" w:w="10368"/>
         <w:jc w:val="center"/>
-        <w:tblLayout w:type="fixed"/>
-        <w:tblLook w:firstColumn="1" w:firstRow="1" w:lastColumn="0" w:lastRow="0" w:noHBand="0" w:noVBand="1" w:val="04A0"/>
         <w:tblInd w:type="dxa" w:w="0"/>
         <w:tblBorders>
           <w:top w:val="nil"/>
@@ -2347,6 +2368,10 @@
           <w:insideH w:val="nil"/>
           <w:insideV w:val="nil"/>
         </w:tblBorders>
+        <w:tblLayout w:type="fixed"/>
+        <w:tblLook w:firstColumn="1" w:firstRow="1" w:lastColumn="0" w:lastRow="0" w:noHBand="0" w:noVBand="1" w:val="04A0"/>
+        <w:tblCaption w:val="Exercise 9"/>
+        <w:tblDescription w:val="Layout table. It only arranges the page; read its cells in order."/>
       </w:tblPr>
       <w:tblGrid>
         <w:gridCol w:w="10368"/>
@@ -2433,8 +2458,6 @@
             <w:tblPr>
               <w:tblW w:type="dxa" w:w="10368"/>
               <w:jc w:val="center"/>
-              <w:tblLayout w:type="fixed"/>
-              <w:tblLook w:firstColumn="1" w:firstRow="1" w:lastColumn="0" w:lastRow="0" w:noHBand="0" w:noVBand="1" w:val="04A0"/>
               <w:tblInd w:type="dxa" w:w="0"/>
               <w:tblBorders>
                 <w:top w:val="single" w:color="B9C9CE" w:sz="4" w:space="0"/>
@@ -2442,6 +2465,10 @@
                 <w:bottom w:val="single" w:color="B9C9CE" w:sz="4" w:space="0"/>
                 <w:right w:val="single" w:color="B9C9CE" w:sz="4" w:space="0"/>
               </w:tblBorders>
+              <w:tblLayout w:type="fixed"/>
+              <w:tblLook w:firstColumn="1" w:firstRow="1" w:lastColumn="0" w:lastRow="0" w:noHBand="0" w:noVBand="1" w:val="04A0"/>
+              <w:tblCaption w:val="Workspace"/>
+              <w:tblDescription w:val="Layout table that frames the blank workspace for this exercise."/>
             </w:tblPr>
             <w:tblGrid>
               <w:gridCol w:w="10368"/>
@@ -2488,7 +2515,7 @@
                     <w:drawing>
                       <wp:inline xmlns:a="http://schemas.openxmlformats.org/drawingml/2006/main" xmlns:pic="http://schemas.openxmlformats.org/drawingml/2006/picture">
                         <wp:extent cx="6382512" cy="685800"/>
-                        <wp:docPr id="9" name="Picture 9" descr="PUBLISHER_WORKSPACE: Blank square grid for sketching a geometric figure or net. The grid has no assigned measurements or scale." title="SHOW YOUR THINKING"/>
+                        <wp:docPr id="9" name="Picture 9" descr="Blank square grid for sketching a geometric figure or net. The grid has no assigned measurements or scale." title="SHOW YOUR THINKING"/>
                         <wp:cNvGraphicFramePr>
                           <a:graphicFrameLocks noChangeAspect="1"/>
                         </wp:cNvGraphicFramePr>
@@ -2555,8 +2582,6 @@
       <w:tblPr>
         <w:tblW w:type="dxa" w:w="10368"/>
         <w:jc w:val="center"/>
-        <w:tblLayout w:type="fixed"/>
-        <w:tblLook w:firstColumn="1" w:firstRow="1" w:lastColumn="0" w:lastRow="0" w:noHBand="0" w:noVBand="1" w:val="04A0"/>
         <w:tblInd w:type="dxa" w:w="0"/>
         <w:tblBorders>
           <w:top w:val="nil"/>
@@ -2566,6 +2591,10 @@
           <w:insideH w:val="nil"/>
           <w:insideV w:val="nil"/>
         </w:tblBorders>
+        <w:tblLayout w:type="fixed"/>
+        <w:tblLook w:firstColumn="1" w:firstRow="1" w:lastColumn="0" w:lastRow="0" w:noHBand="0" w:noVBand="1" w:val="04A0"/>
+        <w:tblCaption w:val="Exercise 10"/>
+        <w:tblDescription w:val="Layout table. It only arranges the page; read its cells in order."/>
       </w:tblPr>
       <w:tblGrid>
         <w:gridCol w:w="10368"/>
@@ -2652,8 +2681,6 @@
             <w:tblPr>
               <w:tblW w:type="dxa" w:w="10368"/>
               <w:jc w:val="center"/>
-              <w:tblLayout w:type="fixed"/>
-              <w:tblLook w:firstColumn="1" w:firstRow="1" w:lastColumn="0" w:lastRow="0" w:noHBand="0" w:noVBand="1" w:val="04A0"/>
               <w:tblInd w:type="dxa" w:w="0"/>
               <w:tblBorders>
                 <w:top w:val="single" w:color="B9C9CE" w:sz="4" w:space="0"/>
@@ -2661,6 +2688,10 @@
                 <w:bottom w:val="single" w:color="B9C9CE" w:sz="4" w:space="0"/>
                 <w:right w:val="single" w:color="B9C9CE" w:sz="4" w:space="0"/>
               </w:tblBorders>
+              <w:tblLayout w:type="fixed"/>
+              <w:tblLook w:firstColumn="1" w:firstRow="1" w:lastColumn="0" w:lastRow="0" w:noHBand="0" w:noVBand="1" w:val="04A0"/>
+              <w:tblCaption w:val="Workspace"/>
+              <w:tblDescription w:val="Layout table that frames the blank workspace for this exercise."/>
             </w:tblPr>
             <w:tblGrid>
               <w:gridCol w:w="10368"/>
@@ -2707,7 +2738,7 @@
                     <w:drawing>
                       <wp:inline xmlns:a="http://schemas.openxmlformats.org/drawingml/2006/main" xmlns:pic="http://schemas.openxmlformats.org/drawingml/2006/picture">
                         <wp:extent cx="6382512" cy="685800"/>
-                        <wp:docPr id="10" name="Picture 10" descr="PUBLISHER_WORKSPACE: Blank square grid for sketching a geometric figure or net. The grid has no assigned measurements or scale." title="SHOW YOUR THINKING"/>
+                        <wp:docPr id="10" name="Picture 10" descr="Blank square grid for sketching a geometric figure or net. The grid has no assigned measurements or scale." title="SHOW YOUR THINKING"/>
                         <wp:cNvGraphicFramePr>
                           <a:graphicFrameLocks noChangeAspect="1"/>
                         </wp:cNvGraphicFramePr>
@@ -2774,8 +2805,6 @@
       <w:tblPr>
         <w:tblW w:type="dxa" w:w="10368"/>
         <w:jc w:val="center"/>
-        <w:tblLayout w:type="fixed"/>
-        <w:tblLook w:firstColumn="1" w:firstRow="1" w:lastColumn="0" w:lastRow="0" w:noHBand="0" w:noVBand="1" w:val="04A0"/>
         <w:tblInd w:type="dxa" w:w="0"/>
         <w:tblBorders>
           <w:top w:val="nil"/>
@@ -2785,6 +2814,10 @@
           <w:insideH w:val="nil"/>
           <w:insideV w:val="nil"/>
         </w:tblBorders>
+        <w:tblLayout w:type="fixed"/>
+        <w:tblLook w:firstColumn="1" w:firstRow="1" w:lastColumn="0" w:lastRow="0" w:noHBand="0" w:noVBand="1" w:val="04A0"/>
+        <w:tblCaption w:val="Exercise 11"/>
+        <w:tblDescription w:val="Layout table. It only arranges the page; read its cells in order."/>
       </w:tblPr>
       <w:tblGrid>
         <w:gridCol w:w="10368"/>
@@ -2871,8 +2904,6 @@
             <w:tblPr>
               <w:tblW w:type="dxa" w:w="10368"/>
               <w:jc w:val="center"/>
-              <w:tblLayout w:type="fixed"/>
-              <w:tblLook w:firstColumn="1" w:firstRow="1" w:lastColumn="0" w:lastRow="0" w:noHBand="0" w:noVBand="1" w:val="04A0"/>
               <w:tblInd w:type="dxa" w:w="0"/>
               <w:tblBorders>
                 <w:top w:val="single" w:color="B9C9CE" w:sz="4" w:space="0"/>
@@ -2880,6 +2911,10 @@
                 <w:bottom w:val="single" w:color="B9C9CE" w:sz="4" w:space="0"/>
                 <w:right w:val="single" w:color="B9C9CE" w:sz="4" w:space="0"/>
               </w:tblBorders>
+              <w:tblLayout w:type="fixed"/>
+              <w:tblLook w:firstColumn="1" w:firstRow="1" w:lastColumn="0" w:lastRow="0" w:noHBand="0" w:noVBand="1" w:val="04A0"/>
+              <w:tblCaption w:val="Workspace"/>
+              <w:tblDescription w:val="Layout table that frames the blank workspace for this exercise."/>
             </w:tblPr>
             <w:tblGrid>
               <w:gridCol w:w="10368"/>
@@ -2926,7 +2961,7 @@
                     <w:drawing>
                       <wp:inline xmlns:a="http://schemas.openxmlformats.org/drawingml/2006/main" xmlns:pic="http://schemas.openxmlformats.org/drawingml/2006/picture">
                         <wp:extent cx="6382512" cy="548640"/>
-                        <wp:docPr id="11" name="Picture 11" descr="PUBLISHER_WORKSPACE: Blank ruled workspace for calculations, mathematical labels, and written reasoning." title="RECORD YOUR RESPONSE"/>
+                        <wp:docPr id="11" name="Picture 11" descr="Blank ruled workspace for calculations, mathematical labels, and written reasoning." title="RECORD YOUR RESPONSE"/>
                         <wp:cNvGraphicFramePr>
                           <a:graphicFrameLocks noChangeAspect="1"/>
                         </wp:cNvGraphicFramePr>
@@ -2993,8 +3028,6 @@
       <w:tblPr>
         <w:tblW w:type="dxa" w:w="10368"/>
         <w:jc w:val="center"/>
-        <w:tblLayout w:type="fixed"/>
-        <w:tblLook w:firstColumn="1" w:firstRow="1" w:lastColumn="0" w:lastRow="0" w:noHBand="0" w:noVBand="1" w:val="04A0"/>
         <w:tblInd w:type="dxa" w:w="0"/>
         <w:tblBorders>
           <w:top w:val="nil"/>
@@ -3004,6 +3037,10 @@
           <w:insideH w:val="nil"/>
           <w:insideV w:val="nil"/>
         </w:tblBorders>
+        <w:tblLayout w:type="fixed"/>
+        <w:tblLook w:firstColumn="1" w:firstRow="1" w:lastColumn="0" w:lastRow="0" w:noHBand="0" w:noVBand="1" w:val="04A0"/>
+        <w:tblCaption w:val="Exercise 12"/>
+        <w:tblDescription w:val="Layout table. It only arranges the page; read its cells in order."/>
       </w:tblPr>
       <w:tblGrid>
         <w:gridCol w:w="10368"/>
@@ -3090,8 +3127,6 @@
             <w:tblPr>
               <w:tblW w:type="dxa" w:w="10368"/>
               <w:jc w:val="center"/>
-              <w:tblLayout w:type="fixed"/>
-              <w:tblLook w:firstColumn="1" w:firstRow="1" w:lastColumn="0" w:lastRow="0" w:noHBand="0" w:noVBand="1" w:val="04A0"/>
               <w:tblInd w:type="dxa" w:w="0"/>
               <w:tblBorders>
                 <w:top w:val="single" w:color="B9C9CE" w:sz="4" w:space="0"/>
@@ -3099,6 +3134,10 @@
                 <w:bottom w:val="single" w:color="B9C9CE" w:sz="4" w:space="0"/>
                 <w:right w:val="single" w:color="B9C9CE" w:sz="4" w:space="0"/>
               </w:tblBorders>
+              <w:tblLayout w:type="fixed"/>
+              <w:tblLook w:firstColumn="1" w:firstRow="1" w:lastColumn="0" w:lastRow="0" w:noHBand="0" w:noVBand="1" w:val="04A0"/>
+              <w:tblCaption w:val="Workspace"/>
+              <w:tblDescription w:val="Layout table that frames the blank workspace for this exercise."/>
             </w:tblPr>
             <w:tblGrid>
               <w:gridCol w:w="10368"/>
@@ -3145,7 +3184,7 @@
                     <w:drawing>
                       <wp:inline xmlns:a="http://schemas.openxmlformats.org/drawingml/2006/main" xmlns:pic="http://schemas.openxmlformats.org/drawingml/2006/picture">
                         <wp:extent cx="6382512" cy="822960"/>
-                        <wp:docPr id="12" name="Picture 12" descr="PUBLISHER_WORKSPACE: Blank ruled workspace for calculations, mathematical labels, and written reasoning." title="EXPLAIN WITH MATHEMATICAL EVIDENCE"/>
+                        <wp:docPr id="12" name="Picture 12" descr="Blank ruled workspace for calculations, mathematical labels, and written reasoning." title="EXPLAIN WITH MATHEMATICAL EVIDENCE"/>
                         <wp:cNvGraphicFramePr>
                           <a:graphicFrameLocks noChangeAspect="1"/>
                         </wp:cNvGraphicFramePr>
@@ -3210,7 +3249,7 @@
     </w:p>
     <w:p>
       <w:pPr>
-        <w:pStyle w:val="PublisherSection"/>
+        <w:pStyle w:val="Heading2"/>
         <w:shd w:val="clear" w:color="auto" w:fill="EEF4F5"/>
         <w:pBdr>
           <w:left w:val="single" w:color="176B70" w:sz="20" w:space="7"/>
@@ -3232,8 +3271,6 @@
       <w:tblPr>
         <w:tblW w:type="dxa" w:w="10368"/>
         <w:jc w:val="center"/>
-        <w:tblLayout w:type="fixed"/>
-        <w:tblLook w:firstColumn="1" w:firstRow="1" w:lastColumn="0" w:lastRow="0" w:noHBand="0" w:noVBand="1" w:val="04A0"/>
         <w:tblInd w:type="dxa" w:w="0"/>
         <w:tblBorders>
           <w:top w:val="nil"/>
@@ -3243,6 +3280,10 @@
           <w:insideH w:val="nil"/>
           <w:insideV w:val="nil"/>
         </w:tblBorders>
+        <w:tblLayout w:type="fixed"/>
+        <w:tblLook w:firstColumn="1" w:firstRow="1" w:lastColumn="0" w:lastRow="0" w:noHBand="0" w:noVBand="1" w:val="04A0"/>
+        <w:tblCaption w:val="Exercise 13"/>
+        <w:tblDescription w:val="Layout table. It only arranges the page; read its cells in order."/>
       </w:tblPr>
       <w:tblGrid>
         <w:gridCol w:w="10368"/>
@@ -3329,8 +3370,6 @@
             <w:tblPr>
               <w:tblW w:type="dxa" w:w="10368"/>
               <w:jc w:val="center"/>
-              <w:tblLayout w:type="fixed"/>
-              <w:tblLook w:firstColumn="1" w:firstRow="1" w:lastColumn="0" w:lastRow="0" w:noHBand="0" w:noVBand="1" w:val="04A0"/>
               <w:tblInd w:type="dxa" w:w="0"/>
               <w:tblBorders>
                 <w:top w:val="single" w:color="B9C9CE" w:sz="4" w:space="0"/>
@@ -3338,6 +3377,10 @@
                 <w:bottom w:val="single" w:color="B9C9CE" w:sz="4" w:space="0"/>
                 <w:right w:val="single" w:color="B9C9CE" w:sz="4" w:space="0"/>
               </w:tblBorders>
+              <w:tblLayout w:type="fixed"/>
+              <w:tblLook w:firstColumn="1" w:firstRow="1" w:lastColumn="0" w:lastRow="0" w:noHBand="0" w:noVBand="1" w:val="04A0"/>
+              <w:tblCaption w:val="Workspace"/>
+              <w:tblDescription w:val="Layout table that frames the blank workspace for this exercise."/>
             </w:tblPr>
             <w:tblGrid>
               <w:gridCol w:w="10368"/>
@@ -3384,7 +3427,7 @@
                     <w:drawing>
                       <wp:inline xmlns:a="http://schemas.openxmlformats.org/drawingml/2006/main" xmlns:pic="http://schemas.openxmlformats.org/drawingml/2006/picture">
                         <wp:extent cx="6382512" cy="548640"/>
-                        <wp:docPr id="13" name="Picture 13" descr="PUBLISHER_WORKSPACE: Blank square grid for sketching a geometric figure or net. The grid has no assigned measurements or scale." title="SHOW YOUR THINKING"/>
+                        <wp:docPr id="13" name="Picture 13" descr="Blank square grid for sketching a geometric figure or net. The grid has no assigned measurements or scale." title="SHOW YOUR THINKING"/>
                         <wp:cNvGraphicFramePr>
                           <a:graphicFrameLocks noChangeAspect="1"/>
                         </wp:cNvGraphicFramePr>
@@ -3451,8 +3494,6 @@
       <w:tblPr>
         <w:tblW w:type="dxa" w:w="10368"/>
         <w:jc w:val="center"/>
-        <w:tblLayout w:type="fixed"/>
-        <w:tblLook w:firstColumn="1" w:firstRow="1" w:lastColumn="0" w:lastRow="0" w:noHBand="0" w:noVBand="1" w:val="04A0"/>
         <w:tblInd w:type="dxa" w:w="0"/>
         <w:tblBorders>
           <w:top w:val="nil"/>
@@ -3462,6 +3503,10 @@
           <w:insideH w:val="nil"/>
           <w:insideV w:val="nil"/>
         </w:tblBorders>
+        <w:tblLayout w:type="fixed"/>
+        <w:tblLook w:firstColumn="1" w:firstRow="1" w:lastColumn="0" w:lastRow="0" w:noHBand="0" w:noVBand="1" w:val="04A0"/>
+        <w:tblCaption w:val="Exercise 14"/>
+        <w:tblDescription w:val="Layout table. It only arranges the page; read its cells in order."/>
       </w:tblPr>
       <w:tblGrid>
         <w:gridCol w:w="10368"/>
@@ -3548,8 +3593,6 @@
             <w:tblPr>
               <w:tblW w:type="dxa" w:w="10368"/>
               <w:jc w:val="center"/>
-              <w:tblLayout w:type="fixed"/>
-              <w:tblLook w:firstColumn="1" w:firstRow="1" w:lastColumn="0" w:lastRow="0" w:noHBand="0" w:noVBand="1" w:val="04A0"/>
               <w:tblInd w:type="dxa" w:w="0"/>
               <w:tblBorders>
                 <w:top w:val="single" w:color="B9C9CE" w:sz="4" w:space="0"/>
@@ -3557,6 +3600,10 @@
                 <w:bottom w:val="single" w:color="B9C9CE" w:sz="4" w:space="0"/>
                 <w:right w:val="single" w:color="B9C9CE" w:sz="4" w:space="0"/>
               </w:tblBorders>
+              <w:tblLayout w:type="fixed"/>
+              <w:tblLook w:firstColumn="1" w:firstRow="1" w:lastColumn="0" w:lastRow="0" w:noHBand="0" w:noVBand="1" w:val="04A0"/>
+              <w:tblCaption w:val="Workspace"/>
+              <w:tblDescription w:val="Layout table that frames the blank workspace for this exercise."/>
             </w:tblPr>
             <w:tblGrid>
               <w:gridCol w:w="10368"/>
@@ -3603,7 +3650,7 @@
                     <w:drawing>
                       <wp:inline xmlns:a="http://schemas.openxmlformats.org/drawingml/2006/main" xmlns:pic="http://schemas.openxmlformats.org/drawingml/2006/picture">
                         <wp:extent cx="6382512" cy="548640"/>
-                        <wp:docPr id="14" name="Picture 14" descr="PUBLISHER_WORKSPACE: Blank square grid for sketching a geometric figure or net. The grid has no assigned measurements or scale." title="SHOW YOUR THINKING"/>
+                        <wp:docPr id="14" name="Picture 14" descr="Blank square grid for sketching a geometric figure or net. The grid has no assigned measurements or scale." title="SHOW YOUR THINKING"/>
                         <wp:cNvGraphicFramePr>
                           <a:graphicFrameLocks noChangeAspect="1"/>
                         </wp:cNvGraphicFramePr>
@@ -3670,8 +3717,6 @@
       <w:tblPr>
         <w:tblW w:type="dxa" w:w="10368"/>
         <w:jc w:val="center"/>
-        <w:tblLayout w:type="fixed"/>
-        <w:tblLook w:firstColumn="1" w:firstRow="1" w:lastColumn="0" w:lastRow="0" w:noHBand="0" w:noVBand="1" w:val="04A0"/>
         <w:tblInd w:type="dxa" w:w="0"/>
         <w:tblBorders>
           <w:top w:val="nil"/>
@@ -3681,6 +3726,10 @@
           <w:insideH w:val="nil"/>
           <w:insideV w:val="nil"/>
         </w:tblBorders>
+        <w:tblLayout w:type="fixed"/>
+        <w:tblLook w:firstColumn="1" w:firstRow="1" w:lastColumn="0" w:lastRow="0" w:noHBand="0" w:noVBand="1" w:val="04A0"/>
+        <w:tblCaption w:val="Exercise 15"/>
+        <w:tblDescription w:val="Layout table. It only arranges the page; read its cells in order."/>
       </w:tblPr>
       <w:tblGrid>
         <w:gridCol w:w="10368"/>
@@ -3767,8 +3816,6 @@
             <w:tblPr>
               <w:tblW w:type="dxa" w:w="10368"/>
               <w:jc w:val="center"/>
-              <w:tblLayout w:type="fixed"/>
-              <w:tblLook w:firstColumn="1" w:firstRow="1" w:lastColumn="0" w:lastRow="0" w:noHBand="0" w:noVBand="1" w:val="04A0"/>
               <w:tblInd w:type="dxa" w:w="0"/>
               <w:tblBorders>
                 <w:top w:val="single" w:color="B9C9CE" w:sz="4" w:space="0"/>
@@ -3776,6 +3823,10 @@
                 <w:bottom w:val="single" w:color="B9C9CE" w:sz="4" w:space="0"/>
                 <w:right w:val="single" w:color="B9C9CE" w:sz="4" w:space="0"/>
               </w:tblBorders>
+              <w:tblLayout w:type="fixed"/>
+              <w:tblLook w:firstColumn="1" w:firstRow="1" w:lastColumn="0" w:lastRow="0" w:noHBand="0" w:noVBand="1" w:val="04A0"/>
+              <w:tblCaption w:val="Workspace"/>
+              <w:tblDescription w:val="Layout table that frames the blank workspace for this exercise."/>
             </w:tblPr>
             <w:tblGrid>
               <w:gridCol w:w="10368"/>
@@ -3822,7 +3873,7 @@
                     <w:drawing>
                       <wp:inline xmlns:a="http://schemas.openxmlformats.org/drawingml/2006/main" xmlns:pic="http://schemas.openxmlformats.org/drawingml/2006/picture">
                         <wp:extent cx="6382512" cy="548640"/>
-                        <wp:docPr id="15" name="Picture 15" descr="PUBLISHER_WORKSPACE: Blank square grid for sketching a geometric figure or net. The grid has no assigned measurements or scale." title="SHOW YOUR THINKING"/>
+                        <wp:docPr id="15" name="Picture 15" descr="Blank square grid for sketching a geometric figure or net. The grid has no assigned measurements or scale." title="SHOW YOUR THINKING"/>
                         <wp:cNvGraphicFramePr>
                           <a:graphicFrameLocks noChangeAspect="1"/>
                         </wp:cNvGraphicFramePr>
@@ -3887,7 +3938,7 @@
     </w:p>
     <w:p>
       <w:pPr>
-        <w:pStyle w:val="PublisherSection"/>
+        <w:pStyle w:val="Heading2"/>
         <w:shd w:val="clear" w:color="auto" w:fill="EEF4F5"/>
         <w:pBdr>
           <w:left w:val="single" w:color="176B70" w:sz="20" w:space="7"/>
@@ -3909,8 +3960,6 @@
       <w:tblPr>
         <w:tblW w:type="dxa" w:w="10368"/>
         <w:jc w:val="center"/>
-        <w:tblLayout w:type="fixed"/>
-        <w:tblLook w:firstColumn="1" w:firstRow="1" w:lastColumn="0" w:lastRow="0" w:noHBand="0" w:noVBand="1" w:val="04A0"/>
         <w:tblInd w:type="dxa" w:w="0"/>
         <w:tblBorders>
           <w:top w:val="nil"/>
@@ -3920,6 +3969,10 @@
           <w:insideH w:val="nil"/>
           <w:insideV w:val="nil"/>
         </w:tblBorders>
+        <w:tblLayout w:type="fixed"/>
+        <w:tblLook w:firstColumn="1" w:firstRow="1" w:lastColumn="0" w:lastRow="0" w:noHBand="0" w:noVBand="1" w:val="04A0"/>
+        <w:tblCaption w:val="Exercise 16"/>
+        <w:tblDescription w:val="Layout table. It only arranges the page; read its cells in order."/>
       </w:tblPr>
       <w:tblGrid>
         <w:gridCol w:w="10368"/>
@@ -3988,8 +4041,6 @@
           <w:tbl>
             <w:tblPr>
               <w:tblW w:type="dxa" w:w="10368"/>
-              <w:tblLayout w:type="fixed"/>
-              <w:tblLook w:firstColumn="1" w:firstRow="1" w:lastColumn="0" w:lastRow="0" w:noHBand="0" w:noVBand="1" w:val="04A0"/>
               <w:jc w:val="center"/>
               <w:tblInd w:type="dxa" w:w="0"/>
               <w:tblBorders>
@@ -4000,6 +4051,10 @@
                 <w:insideH w:val="single" w:color="B9C9CE" w:sz="4" w:space="0"/>
                 <w:insideV w:val="single" w:color="B9C9CE" w:sz="4" w:space="0"/>
               </w:tblBorders>
+              <w:tblLayout w:type="fixed"/>
+              <w:tblLook w:firstColumn="1" w:firstRow="1" w:lastColumn="0" w:lastRow="0" w:noHBand="0" w:noVBand="1" w:val="04A0"/>
+              <w:tblCaption w:val="Layout"/>
+              <w:tblDescription w:val="Layout table. It only arranges the page; read its cells in order."/>
             </w:tblPr>
             <w:tblGrid>
               <w:gridCol w:w="10368"/>
@@ -4176,8 +4231,6 @@
       <w:tblPr>
         <w:tblW w:type="dxa" w:w="10368"/>
         <w:jc w:val="center"/>
-        <w:tblLayout w:type="fixed"/>
-        <w:tblLook w:firstColumn="1" w:firstRow="1" w:lastColumn="0" w:lastRow="0" w:noHBand="0" w:noVBand="1" w:val="04A0"/>
         <w:tblInd w:type="dxa" w:w="0"/>
         <w:tblBorders>
           <w:top w:val="nil"/>
@@ -4187,6 +4240,10 @@
           <w:insideH w:val="nil"/>
           <w:insideV w:val="nil"/>
         </w:tblBorders>
+        <w:tblLayout w:type="fixed"/>
+        <w:tblLook w:firstColumn="1" w:firstRow="1" w:lastColumn="0" w:lastRow="0" w:noHBand="0" w:noVBand="1" w:val="04A0"/>
+        <w:tblCaption w:val="Exercise 17"/>
+        <w:tblDescription w:val="Layout table. It only arranges the page; read its cells in order."/>
       </w:tblPr>
       <w:tblGrid>
         <w:gridCol w:w="10368"/>
@@ -4255,8 +4312,6 @@
           <w:tbl>
             <w:tblPr>
               <w:tblW w:type="dxa" w:w="10368"/>
-              <w:tblLayout w:type="fixed"/>
-              <w:tblLook w:firstColumn="1" w:firstRow="1" w:lastColumn="0" w:lastRow="0" w:noHBand="0" w:noVBand="1" w:val="04A0"/>
               <w:jc w:val="center"/>
               <w:tblInd w:type="dxa" w:w="0"/>
               <w:tblBorders>
@@ -4267,6 +4322,10 @@
                 <w:insideH w:val="single" w:color="B9C9CE" w:sz="4" w:space="0"/>
                 <w:insideV w:val="single" w:color="B9C9CE" w:sz="4" w:space="0"/>
               </w:tblBorders>
+              <w:tblLayout w:type="fixed"/>
+              <w:tblLook w:firstColumn="1" w:firstRow="1" w:lastColumn="0" w:lastRow="0" w:noHBand="0" w:noVBand="1" w:val="04A0"/>
+              <w:tblCaption w:val="Layout"/>
+              <w:tblDescription w:val="Layout table. It only arranges the page; read its cells in order."/>
             </w:tblPr>
             <w:tblGrid>
               <w:gridCol w:w="5184"/>
@@ -4435,8 +4494,6 @@
       <w:tblPr>
         <w:tblW w:type="dxa" w:w="10368"/>
         <w:jc w:val="center"/>
-        <w:tblLayout w:type="fixed"/>
-        <w:tblLook w:firstColumn="1" w:firstRow="1" w:lastColumn="0" w:lastRow="0" w:noHBand="0" w:noVBand="1" w:val="04A0"/>
         <w:tblInd w:type="dxa" w:w="0"/>
         <w:tblBorders>
           <w:top w:val="nil"/>
@@ -4446,6 +4503,10 @@
           <w:insideH w:val="nil"/>
           <w:insideV w:val="nil"/>
         </w:tblBorders>
+        <w:tblLayout w:type="fixed"/>
+        <w:tblLook w:firstColumn="1" w:firstRow="1" w:lastColumn="0" w:lastRow="0" w:noHBand="0" w:noVBand="1" w:val="04A0"/>
+        <w:tblCaption w:val="Exercise 18"/>
+        <w:tblDescription w:val="Layout table. It only arranges the page; read its cells in order."/>
       </w:tblPr>
       <w:tblGrid>
         <w:gridCol w:w="10368"/>
@@ -4514,8 +4575,6 @@
           <w:tbl>
             <w:tblPr>
               <w:tblW w:type="dxa" w:w="10368"/>
-              <w:tblLayout w:type="fixed"/>
-              <w:tblLook w:firstColumn="1" w:firstRow="1" w:lastColumn="0" w:lastRow="0" w:noHBand="0" w:noVBand="1" w:val="04A0"/>
               <w:jc w:val="center"/>
               <w:tblInd w:type="dxa" w:w="0"/>
               <w:tblBorders>
@@ -4526,6 +4585,10 @@
                 <w:insideH w:val="single" w:color="B9C9CE" w:sz="4" w:space="0"/>
                 <w:insideV w:val="single" w:color="B9C9CE" w:sz="4" w:space="0"/>
               </w:tblBorders>
+              <w:tblLayout w:type="fixed"/>
+              <w:tblLook w:firstColumn="1" w:firstRow="1" w:lastColumn="0" w:lastRow="0" w:noHBand="0" w:noVBand="1" w:val="04A0"/>
+              <w:tblCaption w:val="Layout"/>
+              <w:tblDescription w:val="Layout table. It only arranges the page; read its cells in order."/>
             </w:tblPr>
             <w:tblGrid>
               <w:gridCol w:w="5184"/>
@@ -4676,7 +4739,7 @@
           </w:p>
           <w:p>
             <w:pPr>
-              <w:pStyle w:val="PublisherSection"/>
+              <w:pStyle w:val="Heading2"/>
               <w:shd w:val="clear" w:color="auto" w:fill="FAF5E9"/>
               <w:pBdr>
                 <w:left w:val="single" w:color="B57720" w:sz="20" w:space="7"/>
@@ -4698,8 +4761,6 @@
             <w:tblPr>
               <w:tblW w:type="dxa" w:w="10368"/>
               <w:jc w:val="center"/>
-              <w:tblLayout w:type="fixed"/>
-              <w:tblLook w:firstColumn="1" w:firstRow="1" w:lastColumn="0" w:lastRow="0" w:noHBand="0" w:noVBand="1" w:val="04A0"/>
               <w:tblInd w:type="dxa" w:w="0"/>
               <w:tblBorders>
                 <w:top w:val="single" w:color="B9C9CE" w:sz="4" w:space="0"/>
@@ -4709,6 +4770,10 @@
                 <w:insideH w:val="single" w:color="FFFFFF" w:sz="8" w:space="0"/>
                 <w:insideV w:val="single" w:color="FFFFFF" w:sz="12" w:space="0"/>
               </w:tblBorders>
+              <w:tblLayout w:type="fixed"/>
+              <w:tblLook w:firstColumn="1" w:firstRow="1" w:lastColumn="0" w:lastRow="0" w:noHBand="0" w:noVBand="1" w:val="04A0"/>
+              <w:tblCaption w:val="Layout"/>
+              <w:tblDescription w:val="Layout table. It only arranges the page; read its cells in order."/>
             </w:tblPr>
             <w:tblGrid>
               <w:gridCol w:w="6768"/>
@@ -4941,7 +5006,7 @@
         <w:sz w:val="16"/>
         <w:szCs w:val="16"/>
       </w:rPr>
-      <w:t>Lesson 5.3 / Session 1  /  Regular  /  V2</w:t>
+      <w:t>Lesson 5.3 / Session 1</w:t>
     </w:r>
     <w:r>
       <w:rPr>
@@ -5007,7 +5072,7 @@
         <w:szCs w:val="16"/>
       </w:rPr>
       <w:tab/>
-      <w:t>HOMEWORK  /  V2</w:t>
+      <w:t>HOMEWORK</w:t>
     </w:r>
   </w:p>
 </w:hdr>
@@ -5445,19 +5510,20 @@
     <w:rsid w:val="00FC693F"/>
     <w:pPr>
       <w:keepNext/>
-      <w:keepLines/>
       <w:widowControl/>
-      <w:spacing w:before="200" w:after="120" w:line="269" w:lineRule="auto"/>
+      <w:spacing w:after="100" w:line="245" w:lineRule="auto" w:before="0"/>
       <w:ind w:left="0" w:right="0" w:firstLine="0"/>
+      <w:contextualSpacing/>
       <w:outlineLvl w:val="0"/>
     </w:pPr>
     <w:rPr>
       <w:rFonts w:ascii="Arial" w:hAnsi="Arial" w:eastAsia="Arial" w:cs="Arial"/>
       <w:b/>
-      <w:bCs/>
       <w:color w:val="183E56"/>
-      <w:sz w:val="34"/>
-      <w:szCs w:val="34"/>
+      <w:spacing w:val="5"/>
+      <w:kern w:val="28"/>
+      <w:sz w:val="46"/>
+      <w:szCs w:val="46"/>
     </w:rPr>
   </w:style>
   <w:style w:type="paragraph" w:styleId="Heading2">
@@ -5471,19 +5537,17 @@
     <w:rsid w:val="00FC693F"/>
     <w:pPr>
       <w:keepNext/>
-      <w:keepLines/>
       <w:widowControl/>
-      <w:spacing w:before="180" w:after="100" w:line="269" w:lineRule="auto"/>
+      <w:spacing w:before="200" w:after="120" w:line="269" w:lineRule="auto"/>
       <w:ind w:left="0" w:right="0" w:firstLine="0"/>
       <w:outlineLvl w:val="1"/>
     </w:pPr>
     <w:rPr>
       <w:rFonts w:ascii="Arial" w:hAnsi="Arial" w:eastAsia="Arial" w:cs="Arial"/>
       <w:b/>
-      <w:bCs/>
-      <w:color w:val="176B70"/>
-      <w:sz w:val="22"/>
-      <w:szCs w:val="22"/>
+      <w:color w:val="183E56"/>
+      <w:sz w:val="21"/>
+      <w:szCs w:val="21"/>
     </w:rPr>
   </w:style>
   <w:style w:type="paragraph" w:styleId="Heading3">

--- a/lessons/5-3-group2/homework.docx
+++ b/lessons/5-3-group2/homework.docx
@@ -55,7 +55,7 @@
         <w:rPr>
           <w:rFonts w:ascii="Arial" w:hAnsi="Arial" w:eastAsia="Arial" w:cs="Arial"/>
         </w:rPr>
-        <w:t>Maryland Standard 6.G.A.1   ·   Learning target — I can find the area of a trapezoid by decomposing it into a rectangle and triangles.</w:t>
+        <w:t>Maryland Standard 6.GR.1   ·   Learning target — I can find the area of a trapezoid by decomposing it into a rectangle and triangles.</w:t>
       </w:r>
     </w:p>
     <w:p>
